--- a/output/cover_letter_filled.docx
+++ b/output/cover_letter_filled.docx
@@ -611,7 +611,7 @@
           <w:rtl w:val="true"/>
           <w:lang w:bidi="fa-IR"/>
         </w:rPr>
-        <w:t xml:space="preserve">: «مهرداد صدرآرا </w:t>
+        <w:t xml:space="preserve">: «روح‌اله آماره </w:t>
       </w:r>
     </w:p>
     <w:p>
@@ -2424,7 +2424,7 @@
           <w:rtl w:val="true"/>
           <w:lang w:bidi="fa-IR"/>
         </w:rPr>
-        <w:t xml:space="preserve">: مهرداد صدرآرا</w:t>
+        <w:t xml:space="preserve">: روح‌اله آماره</w:t>
       </w:r>
     </w:p>
     <w:p>
@@ -2504,7 +2504,7 @@
       <w:r xmlns:a="http://schemas.openxmlformats.org/drawingml/2006/main" xmlns:pic="http://schemas.openxmlformats.org/drawingml/2006/picture">
         <w:drawing>
           <wp:inline distT="0" distB="0" distL="0" distR="0">
-            <wp:extent cx="1000000" cy="452169"/>
+            <wp:extent cx="1000000" cy="494432"/>
             <wp:docPr id="501" name="Signature 1"/>
             <wp:cNvGraphicFramePr/>
             <a:graphic>
@@ -2523,7 +2523,7 @@
                   <pic:spPr>
                     <a:xfrm>
                       <a:off x="0" y="0"/>
-                      <a:ext cx="1000000" cy="452169"/>
+                      <a:ext cx="1000000" cy="494432"/>
                     </a:xfrm>
                     <a:prstGeom prst="rect">
                       <a:avLst/>
@@ -2700,7 +2700,7 @@
           <w:szCs w:val="26"/>
           <w:lang w:bidi="fa-IR"/>
         </w:rPr>
-        <w:t xml:space="preserve">E-Mail: Mehrdadsadrara@Guilan.ac.ir</w:t>
+        <w:t xml:space="preserve">E-Mail: Amareh.ruhollah@Guilan.ac.ir</w:t>
       </w:r>
     </w:p>
     <w:p>
